--- a/example_articles/states/Rhode Island/2.states_Rhode Island_New_York_Times.docx
+++ b/example_articles/states/Rhode Island/2.states_Rhode Island_New_York_Times.docx
@@ -27,17 +27,17 @@
     </w:p>
     <w:p>
       <w:r>
-        <w:t>Source File: NYT/41.DOCX</w:t>
+        <w:t>Source file: NYT/41.DOCX</w:t>
       </w:r>
     </w:p>
     <w:p>
       <w:r>
-        <w:t>Raw locations result: ['Belarus', 'United States (Rhode Island)']</w:t>
+        <w:t>Raw locations result, 'locations': ['Belarus', 'United States (Rhode Island)']</w:t>
       </w:r>
     </w:p>
     <w:p>
       <w:r>
-        <w:t>states_stand_flat (Standardized): Rhode Island</w:t>
+        <w:t>Standardized locations result, 'states_stand_flat': Rhode Island</w:t>
       </w:r>
     </w:p>
     <w:p>

--- a/example_articles/states/Rhode Island/2.states_Rhode Island_New_York_Times.docx
+++ b/example_articles/states/Rhode Island/2.states_Rhode Island_New_York_Times.docx
@@ -7,7 +7,7 @@
         <w:pStyle w:val="Heading1"/>
       </w:pPr>
       <w:r>
-        <w:t>Paterson Hopes Hotel's Rebirth Will Lead the City's Way</w:t>
+        <w:t>3 Men Are Indicted in Fire At Rhode Island Nightclub</w:t>
       </w:r>
     </w:p>
     <w:p>
@@ -17,22 +17,22 @@
     </w:p>
     <w:p>
       <w:r>
-        <w:t>Date: 1995-06-25</w:t>
+        <w:t>Date: 2003-12-10</w:t>
       </w:r>
     </w:p>
     <w:p>
       <w:r>
-        <w:t>Section: Section 13NJ; ; Section 13NJ;  Page 8;  Column 1;  New Jersey Weekly Desk ; Column 1;</w:t>
+        <w:t>Section: Section A; Column 1; National Desk; Pg. 18</w:t>
       </w:r>
     </w:p>
     <w:p>
       <w:r>
-        <w:t>Source file: NYT/41.DOCX</w:t>
+        <w:t>Source file: NYT/45.DOCX</w:t>
       </w:r>
     </w:p>
     <w:p>
       <w:r>
-        <w:t>Raw locations result, 'locations': ['Belarus', 'United States (Rhode Island)']</w:t>
+        <w:t>Raw locations result, 'locations': ['Rhode Island']</w:t>
       </w:r>
     </w:p>
     <w:p>
@@ -49,41 +49,66 @@
     </w:p>
     <w:p>
       <w:r>
-        <w:t>The checkered history of the Alexander Hamilton Hotel sounds a lot like the history of Paterson.</w:t>
+        <w:t>The owners of a Rhode Island nightclub and the tour manager of a heavy-metal band were indicted on Tuesday on charges of involuntary manslaughter in a fire at the nightclub that killed 100 people and injured nearly 200 last February.</w:t>
         <w:br/>
-        <w:t>In the 1950's, the hotel was perhaps the best in North Jersey -- an institution associated with elegance and power, a place where high-society wedding receptions were held in the Main Ballroom and political deals were cut in the Hamilton Bar.</w:t>
+        <w:t xml:space="preserve">     Jeffrey A. Derderian and Michael A. Derderian, brothers who owned the Station nightclub in West Warwick, and Daniel M. Biechele, the tour manager for the band, Great White, were each charged with 200 counts of involuntary manslaughter, two for each death. Each count carries a possible penalty of up to 30 years in prison. </w:t>
         <w:br/>
-        <w:t>By the 1980's, the hotel was the province of drug dealers and prostitutes, a dilapidated fire hazard teeming with roaches and vermin, another reminder of just how far this city had fallen.</w:t>
+        <w:t xml:space="preserve"> The indictments were the first criminal charges to emerge from a nine-month grand jury investigation into the Feb. 20 fire, which was the deadliest nightclub fire in 25 years and the fourth deadliest in the nation's history. The charges do not allege that the three intended to do any harm. </w:t>
         <w:br/>
-        <w:t>Now, as Paterson struggles to revitalize itself, the hotel may get a new lease on life: a proposal by the New Community Corporation -- the nonprofit organization that made a name for itself by transforming a blighted neighborhood in Newark's Central Ward -- to turn the Alexander Hamilton into affordable housing for the elderly, complete with 100 new apartments, activity rooms and nursing and health-care services.</w:t>
+        <w:t>The fire started after Mr. Biechele set off three pyrotechnical devices at the beginning of Great White's performance. The indoor fireworks emitted geysers of sparks, which instantly ignited polyurethane foam that the club's owners had installed on the walls and ceiling to muffle the sound of the loud music.</w:t>
         <w:br/>
-        <w:t>There are still many details to be resolved in the $12.5 million proposal, which was unveiled this month. But if the project becomes reality, it would mean a lot to New Jersey's third largest city, not just as a source of needed housing, but also as a poignant symbol of what Paterson was and wants to become.</w:t>
+        <w:t>Within minutes, the wood-framed building was engulfed in flames, and club patrons were smashing windows and stampeding toward doors to try to escape. Nearly a quarter of the more than 400 people in the club died, most from being trapped inside and inhaling the thick noxious smoke from the burning foam.</w:t>
         <w:br/>
-        <w:t>"It's a turning point," said Donna Brightman, the city's director of housing. "Either you do it and it's part of a rebirth or you don't do it and it projects further decline. We're trying to fight to stay alive."</w:t>
+        <w:t>"We don't have the ability to bring closure to the poor people who are suffering so," said Patrick C. Lynch, Rhode Island's attorney general. But Mr. Lynch said he hoped that with the indictments, "we can offer some solace."</w:t>
         <w:br/>
-        <w:t>Alive was a feeling Paterson used to know well. For the better part of the century, Paterson was a vibrant hub nicknamed Silk City, a leading center for textile and locomotive manufacturing. It was the kind of place that nurtured Allen Ginsberg and inspired poets like William Carlos Williams, the kind of small city that was proud of its working-class roots as well as its luxurious indulgences.</w:t>
+        <w:t>At an arraignment on Tuesday afternoon before Judge Netti C. Vogel of Kent County Superior Court, the three men stood somberly and pleaded not guilty. Mr. Biechele, 27, of Winter Springs, Fla., was released on $100,000 bail; Jeffrey Derderian, 37, of Cranston, R.I., and Michael Derderian, 42, of Narragansett, R.I., were each released on $50,000 bail.</w:t>
         <w:br/>
-        <w:t>When people talked about fancy hotels in those days, they talked about the Alexander Hamilton. Built in 1930, the 170-room hotel was a natural magnet for the rich and powerful, a handsome eight-story brick building just two blocks from City Hall and surrounded by cigar and fedora stores and the famed Fabian Theater.</w:t>
+        <w:t>The manslaughter charges against each man, all felonies, were divided into 100 counts alleging criminal negligence and 100 counts alleging that a misdemeanor the defendant committed led to the fire.</w:t>
         <w:br/>
-        <w:t>It was only natural that the hotel was where the Passaic County returns would be tallied on Election Night. The Democrats would gather in the downstairs ballroom, the Republicans in the upstairs one.</w:t>
+        <w:t>Mr. Lynch said that the Derderians were charged with criminal negligence for "the manner in which they operated their club" since they bought it in 2000, and that they were charged with "misdemeanor manslaughter" because "they had an obligation to maintain the building, in particular the soundproofing material, in ways that it was fire resistant."</w:t>
         <w:br/>
-        <w:t>A hotel brochure from the 1950's with bright color photos showed as much: "Traditionally Elegant: From intimate dining to lavish banquets, the magnificent public rooms of the Alexander Hamilton provide the perfect setting for social and business events of every description."</w:t>
+        <w:t>Mr. Biechele was charged with criminal negligence "for the manner in which he discharged pyrotechnic devices," Mr. Lynch said. He did not disclose the reasons for the misdemeanor manslaughter charges against Mr. Biechele, which were contained in a detailed indictment that was not released on Tuesday.</w:t>
         <w:br/>
-        <w:t>But as the city declined in the 1960's, so did the hotel. Factories closed because of labor unrest and high costs, the well-to-do fled to the suburbs, crime and unemployment rose and the hotel fell into disrepair.</w:t>
+        <w:t>Lawyers for the three men said their clients had expressed sympathy and sorrow for the victims.</w:t>
         <w:br/>
-        <w:t>A 1983 fire killed 15 people. The ballrooms were stacked to the ceiling with mattresses. Garbage was everywhere and there was a stench of sewage. People passed out in the stairwells. Only the cockroaches thrived.</w:t>
+        <w:t>Reacting to the charges, a lawyer for Mr. Biechele suggested that the club owners were at fault, while a lawyer for the Derderians placed responsibility on Mr. Biechele and the band.</w:t>
         <w:br/>
-        <w:t>In 1989, the hotel's owner, Paul Lachmann, died, and bequeathed the property to his grandchildren, not his children. A judge appointed James F. McCoole, a lawyer, to administer the estate and run the hotel.</w:t>
+        <w:t>Mr. Biechele's lawyer, Thomas G. Briody, said: "Dan Biechele is not guilty of the charges brought in this case. He could not have known of the dangerous conditions that existed inside the Station."</w:t>
         <w:br/>
-        <w:t>"It had deteriorated beyond belief," Mr. McCoole said. "When you parked in the parking lot behind the hotel, all you did was crunch on the crack vials when you walked out of your car."</w:t>
+        <w:t>He said Mr. Biechele, who has maintained that Michael Derderian gave him permission to use the fireworks, "relied on the word of people who told him that Great White could perform, and perform with the use of pyrotechnic devices."</w:t>
         <w:br/>
-        <w:t>Mr. McCoole shut the place down for a month, put in new management and cleaned it up to the point at which 100 transients now live in spartan but functional rooms. Still, on a recent tour of the hotel with Mr. McCoole, Mayor William J. Pascrell Jr. and a reporter, it was apparent that the hotel still needed a lot of work. The ballrooms reeked of mildew, waterlogged ceiling strips dangled, wallpaper designs shown in the brochure were soiled and sliding off the wall.</w:t>
+        <w:t>The Derderians have said that they did not give permission for the pyrotechnics, and that they did not know they would be used that night.</w:t>
         <w:br/>
-        <w:t>In several years, however, the picture may be different.</w:t>
+        <w:t>A lawyer for Jeffrey Derderian, Jeffrey B. Pine, said the Derderians "are not criminals, they did not commit any criminal acts, they should not be charged with any crime."</w:t>
         <w:br/>
-        <w:t>The New Community Corporation plan would use bank loans, public financing and tax credits to buy the hotel for $1 million and renovate it for $12.5 million. Current residents would be relocated to low-cost housing. People older than 62 making less than $18,000 a year would be eligible to move into the renovated complex. Activities like bingo, films, music and aerobics would be offered, said Raymond Codey, the corporation's director of development.</w:t>
+        <w:t>Mr. Pine said he believed the band's leader, Jack Russell, who knew the fireworks would be used, should have been indicted, adding that "the person or persons who lit the pyro are the persons directly responsible for this tragedy."</w:t>
         <w:br/>
-        <w:t>Ground is to be broken by spring, and officials hope to open the new housing the following year. "The hotel is important because we look at every project in terms of a ripple effect," Mr. Pascrell said. "You can't just work on one tree and let the others rot."</w:t>
+        <w:t xml:space="preserve">At the time of the arraignment, victims' relatives were being told of the indictments in a meeting with Mr. Lynch at a banquet hall in West Warwick, a working-class community whose tragedy reverberated all over this small state. Many relatives were frustrated that more people had not been charged, particularly the fire inspector and building inspector for West Warwick, who, in four inspections over three years, never mentioned the foam. </w:t>
+        <w:br/>
+        <w:t>Charles Sweet, 68, of Pembroke Mass., whose son, Shawn Patrick Sweet, 28, died in the fire, said he did not understand why the inspectors were not indicted. "To walk into that building and see that cheap foam sticking out of the walls and to turn your head," Mr. Sweet said.</w:t>
+        <w:br/>
+        <w:t>Neither Dennis Larocque, the West Warwick fire marshal, nor Stephen Murray, the town building inspector, returned calls seeking comment on Tuesday. A lawyer for Mr. Russell, Ed McPherson, said his client was feeling "certainly relieved, but it's not the kind of thing you're giving high fives about."</w:t>
+        <w:br/>
+        <w:t>A band that reached the height of its popularity in the 1980's, Great White, which lost its guitarist, Ty Longley, in the fire, has continued to perform, donating ticket proceeds to a group helping the fire victims.</w:t>
+        <w:br/>
+        <w:t>Mr. Lynch declined to address why others were not indicted.</w:t>
+        <w:br/>
+        <w:t>Legal experts said it would have been harder for prosecutors to make the case that the actions of any of the others rose to the level of a crime.</w:t>
+        <w:br/>
+        <w:t>"It's easier to target the guy who set off the pyro," said Andrew Horwitz, associate professor of law at Roger Williams University law school in Bristol, R.I. "It's easier to target the club owners and claim a whole host of issues that look like the causal picture are their responsibility. It's harder to make that claim against people in the band or against people who are more tangentially linked to the causes."</w:t>
+        <w:br/>
+        <w:t>The investigation and grand jury inquiry considered reams of evidence, including town inspection records; datebooks and computers from the band members and club owners; records regarding the installation of the foam; and pieces of wiring, foam and other evidence from the demolished nightclub.</w:t>
+        <w:br/>
+        <w:t>One key piece of evidence was a videotape of the fire taken by a photographer for WPRI in Providence, which was preparing a report about nightclub safety. The reporter working on it was Jeffrey Derderian, who was well known in Rhode Island, and who had started working for WPRI just three days before the fire.</w:t>
+        <w:br/>
+        <w:t>Several months after buying the Station, the Derderians, facing pressure from neighbors and town officials to control the sound of their performers, bought the foam from a foam salesman who lived behind the club. Town records have no indication of the foam's being tested for flammability and no registration of the manufacturer's information with the town government, as required by Rhode Island's fire code.</w:t>
+        <w:br/>
+        <w:t>More than 100 people have hired lawyers to prepare civil suits against the Derderians, town officials, the state, band members and others. Lawyers have suspended litigation until a judge decides whether the cases should be heard in state or federal court. The fire also prompted Rhode Island and other states to adopt stricter fire regulations for nightclubs.</w:t>
+        <w:br/>
+        <w:t>Mr. Lynch said on Tuesday that many relatives were upset that Rhode Island did not have a law that allows criminal charges for involuntary actions that lead to injuries. He said he would press for such a law.</w:t>
+        <w:br/>
+        <w:br/>
+        <w:t>http://www.nytimes.com</w:t>
         <w:br/>
         <w:br/>
         <w:t>Graphic</w:t>
@@ -91,7 +116,7 @@
         <w:br/>
         <w:t xml:space="preserve"> </w:t>
         <w:br/>
-        <w:t>Photos: The Alexander Hamilton Hotel, once Paterson's classiest, is being transformed into housing with services for the elderly. Above, the old ballroom. (Norman Y. Lono for The New York Times)</w:t>
+        <w:t>Photos: Michael A. Derderian, left, and Jeffrey A. Derderian leaving court in Warwick, R.I., on Tuesday after being indicted on involuntary manslaughter charges. Daniel M. Biechele, right, tour manager for the band Great White, was also indicted. His lawyer, Thomas G. Briody, was with him in court. (Pool Photo by Mary Murphy); (Photo by Associated Press)</w:t>
       </w:r>
     </w:p>
     <w:sectPr>

--- a/example_articles/states/Rhode Island/2.states_Rhode Island_New_York_Times.docx
+++ b/example_articles/states/Rhode Island/2.states_Rhode Island_New_York_Times.docx
@@ -7,7 +7,9 @@
         <w:pStyle w:val="Heading1"/>
       </w:pPr>
       <w:r>
-        <w:t>3 Men Are Indicted in Fire At Rhode Island Nightclub</w:t>
+        <w:t>EARNING IT: IN THE VINEYARD;</w:t>
+        <w:br/>
+        <w:t>Immigrant's Search For Logic Leads Him To Top of C.P.A. Class</w:t>
       </w:r>
     </w:p>
     <w:p>
@@ -17,17 +19,17 @@
     </w:p>
     <w:p>
       <w:r>
-        <w:t>Date: 2003-12-10</w:t>
+        <w:t>Date: 1995-04-30</w:t>
       </w:r>
     </w:p>
     <w:p>
       <w:r>
-        <w:t>Section: Section A; Column 1; National Desk; Pg. 18</w:t>
+        <w:t>Section: Section 3; ; Section 3;  Page 14;  Column 1;  Money and Business/Financial Desk ; Column 1;</w:t>
       </w:r>
     </w:p>
     <w:p>
       <w:r>
-        <w:t>Source file: NYT/45.DOCX</w:t>
+        <w:t>Source file: NYT/37.DOCX</w:t>
       </w:r>
     </w:p>
     <w:p>
@@ -49,66 +51,41 @@
     </w:p>
     <w:p>
       <w:r>
-        <w:t>The owners of a Rhode Island nightclub and the tour manager of a heavy-metal band were indicted on Tuesday on charges of involuntary manslaughter in a fire at the nightclub that killed 100 people and injured nearly 200 last February.</w:t>
+        <w:t>FOR Vitaly Sorkin, life is not what it used to be. When he immigrated here from the Soviet Union in 1990 he spoke little English and worked in a deli. "You want lettuce on that?" he used to say. "Mustard or mayonnaise? Tomatoes?"</w:t>
         <w:br/>
-        <w:t xml:space="preserve">     Jeffrey A. Derderian and Michael A. Derderian, brothers who owned the Station nightclub in West Warwick, and Daniel M. Biechele, the tour manager for the band, Great White, were each charged with 200 counts of involuntary manslaughter, two for each death. Each count carries a possible penalty of up to 30 years in prison. </w:t>
+        <w:t>Now Mr. Sorkin is an accountant with a Big Six firm, KPMG Peat Marwick. And he says that complicated terms like amortization, depreciation and intangible assets are a piece of cake.</w:t>
         <w:br/>
-        <w:t xml:space="preserve"> The indictments were the first criminal charges to emerge from a nine-month grand jury investigation into the Feb. 20 fire, which was the deadliest nightclub fire in 25 years and the fourth deadliest in the nation's history. The charges do not allege that the three intended to do any harm. </w:t>
+        <w:t>It's a classic: the hard-driving immigrant. But Mr. Sorkin is not merely upwardly mobile. By one measure, he has gone higher than anyone else. Just a few months after his graduation from Bryant College in Smithfield, R.I., he earned the best score in the nation on the legendarily difficult Certified Public Accountant exam.</w:t>
         <w:br/>
-        <w:t>The fire started after Mr. Biechele set off three pyrotechnical devices at the beginning of Great White's performance. The indoor fireworks emitted geysers of sparks, which instantly ignited polyurethane foam that the club's owners had installed on the walls and ceiling to muffle the sound of the loud music.</w:t>
+        <w:t>In other words, just as he switched from Russian to English, this 23-year-old son of Communism also mastered capitalism's main language in five years.</w:t>
         <w:br/>
-        <w:t>Within minutes, the wood-framed building was engulfed in flames, and club patrons were smashing windows and stampeding toward doors to try to escape. Nearly a quarter of the more than 400 people in the club died, most from being trapped inside and inhaling the thick noxious smoke from the burning foam.</w:t>
+        <w:t>"It was a pretty hard test," he said, swishing a prawn through clarified butter at a downtown restaurant here. "But . . ." He trailed off, modestly.</w:t>
         <w:br/>
-        <w:t>"We don't have the ability to bring closure to the poor people who are suffering so," said Patrick C. Lynch, Rhode Island's attorney general. But Mr. Lynch said he hoped that with the indictments, "we can offer some solace."</w:t>
+        <w:t>Very modestly, in fact.  Only about 12 percent of prospective C.P.A.'s pass the four-section, 15 and a half-hour exam on their first try.</w:t>
         <w:br/>
-        <w:t>At an arraignment on Tuesday afternoon before Judge Netti C. Vogel of Kent County Superior Court, the three men stood somberly and pleaded not guilty. Mr. Biechele, 27, of Winter Springs, Fla., was released on $100,000 bail; Jeffrey Derderian, 37, of Cranston, R.I., and Michael Derderian, 42, of Narragansett, R.I., were each released on $50,000 bail.</w:t>
+        <w:t>Mark M. Chain, a partner at another of the Big Six firms, Deloitte &amp; Touche, said many of the field's top people had taken the test three or four times before they could put those three letters after their names.</w:t>
         <w:br/>
-        <w:t>The manslaughter charges against each man, all felonies, were divided into 100 counts alleging criminal negligence and 100 counts alleging that a misdemeanor the defendant committed led to the fire.</w:t>
+        <w:t>"Anyone who passes the first time, much less gets the highest score, it's pretty amazing." he said, confessing that he took the test three times.</w:t>
         <w:br/>
-        <w:t>Mr. Lynch said that the Derderians were charged with criminal negligence for "the manner in which they operated their club" since they bought it in 2000, and that they were charged with "misdemeanor manslaughter" because "they had an obligation to maintain the building, in particular the soundproofing material, in ways that it was fire resistant."</w:t>
+        <w:t>Moreover, Mr. Sorkin was not flush with resources on either side of the Atlantic. He was born into a working-class family in Gomel, a small city 175 miles southeast of Minsk in Belarus.</w:t>
         <w:br/>
-        <w:t>Mr. Biechele was charged with criminal negligence "for the manner in which he discharged pyrotechnic devices," Mr. Lynch said. He did not disclose the reasons for the misdemeanor manslaughter charges against Mr. Biechele, which were contained in a detailed indictment that was not released on Tuesday.</w:t>
+        <w:t>"In Russia it's not what you know but who you know that counts -- and we didn't know anyone," he said, laughing. It didn't help that Gomel was the site of some of Chernobyl's heaviest fallout.</w:t>
         <w:br/>
-        <w:t>Lawyers for the three men said their clients had expressed sympathy and sorrow for the victims.</w:t>
+        <w:t>So Mr. Sorkin and his family immigrated to Pawtucket, R.I., on Feb. 12, 1990. His father found work as a mechanic and his mother cleaned rooms at a nursing home, while Mr. Sorkin and his younger brother went to school.</w:t>
         <w:br/>
-        <w:t>Reacting to the charges, a lawyer for Mr. Biechele suggested that the club owners were at fault, while a lawyer for the Derderians placed responsibility on Mr. Biechele and the band.</w:t>
+        <w:t>Mr. Sorkin said he majored in accounting to be able to make a living right out of college. But he also gives other reasons for his career choice -- and in them are clues to the desire that took him so far, so fast.</w:t>
         <w:br/>
-        <w:t>Mr. Biechele's lawyer, Thomas G. Briody, said: "Dan Biechele is not guilty of the charges brought in this case. He could not have known of the dangerous conditions that existed inside the Station."</w:t>
+        <w:t>"I was drawn to accounting because I was curious about America," he said. "Business is the engine of the society. Here the system is rational. There's a procedure for everything, from getting movie tickets to doing a leveraged buyout. Once I plugged into the logic of how things work, I was, like they say, a duck in water."</w:t>
         <w:br/>
-        <w:t>He said Mr. Biechele, who has maintained that Michael Derderian gave him permission to use the fireworks, "relied on the word of people who told him that Great White could perform, and perform with the use of pyrotechnic devices."</w:t>
+        <w:t>He paused, then traced the story back again to his childhood in Russia.</w:t>
         <w:br/>
-        <w:t>The Derderians have said that they did not give permission for the pyrotechnics, and that they did not know they would be used that night.</w:t>
+        <w:t>He recalled the ever-longer lines for basic goods in the late 1980's as the Soviet system breathed its last gasps, with crime and rampant inflation rising and expectations nonexistent.</w:t>
         <w:br/>
-        <w:t>A lawyer for Jeffrey Derderian, Jeffrey B. Pine, said the Derderians "are not criminals, they did not commit any criminal acts, they should not be charged with any crime."</w:t>
+        <w:t>"As a student there I was drawn to math because it was logic and order," he said. "It was a rational realm in a world without reason."</w:t>
         <w:br/>
-        <w:t>Mr. Pine said he believed the band's leader, Jack Russell, who knew the fireworks would be used, should have been indicted, adding that "the person or persons who lit the pyro are the persons directly responsible for this tragedy."</w:t>
+        <w:t>And now he is surrounded by the order he craves.</w:t>
         <w:br/>
-        <w:t xml:space="preserve">At the time of the arraignment, victims' relatives were being told of the indictments in a meeting with Mr. Lynch at a banquet hall in West Warwick, a working-class community whose tragedy reverberated all over this small state. Many relatives were frustrated that more people had not been charged, particularly the fire inspector and building inspector for West Warwick, who, in four inspections over three years, never mentioned the foam. </w:t>
-        <w:br/>
-        <w:t>Charles Sweet, 68, of Pembroke Mass., whose son, Shawn Patrick Sweet, 28, died in the fire, said he did not understand why the inspectors were not indicted. "To walk into that building and see that cheap foam sticking out of the walls and to turn your head," Mr. Sweet said.</w:t>
-        <w:br/>
-        <w:t>Neither Dennis Larocque, the West Warwick fire marshal, nor Stephen Murray, the town building inspector, returned calls seeking comment on Tuesday. A lawyer for Mr. Russell, Ed McPherson, said his client was feeling "certainly relieved, but it's not the kind of thing you're giving high fives about."</w:t>
-        <w:br/>
-        <w:t>A band that reached the height of its popularity in the 1980's, Great White, which lost its guitarist, Ty Longley, in the fire, has continued to perform, donating ticket proceeds to a group helping the fire victims.</w:t>
-        <w:br/>
-        <w:t>Mr. Lynch declined to address why others were not indicted.</w:t>
-        <w:br/>
-        <w:t>Legal experts said it would have been harder for prosecutors to make the case that the actions of any of the others rose to the level of a crime.</w:t>
-        <w:br/>
-        <w:t>"It's easier to target the guy who set off the pyro," said Andrew Horwitz, associate professor of law at Roger Williams University law school in Bristol, R.I. "It's easier to target the club owners and claim a whole host of issues that look like the causal picture are their responsibility. It's harder to make that claim against people in the band or against people who are more tangentially linked to the causes."</w:t>
-        <w:br/>
-        <w:t>The investigation and grand jury inquiry considered reams of evidence, including town inspection records; datebooks and computers from the band members and club owners; records regarding the installation of the foam; and pieces of wiring, foam and other evidence from the demolished nightclub.</w:t>
-        <w:br/>
-        <w:t>One key piece of evidence was a videotape of the fire taken by a photographer for WPRI in Providence, which was preparing a report about nightclub safety. The reporter working on it was Jeffrey Derderian, who was well known in Rhode Island, and who had started working for WPRI just three days before the fire.</w:t>
-        <w:br/>
-        <w:t>Several months after buying the Station, the Derderians, facing pressure from neighbors and town officials to control the sound of their performers, bought the foam from a foam salesman who lived behind the club. Town records have no indication of the foam's being tested for flammability and no registration of the manufacturer's information with the town government, as required by Rhode Island's fire code.</w:t>
-        <w:br/>
-        <w:t>More than 100 people have hired lawyers to prepare civil suits against the Derderians, town officials, the state, band members and others. Lawyers have suspended litigation until a judge decides whether the cases should be heard in state or federal court. The fire also prompted Rhode Island and other states to adopt stricter fire regulations for nightclubs.</w:t>
-        <w:br/>
-        <w:t>Mr. Lynch said on Tuesday that many relatives were upset that Rhode Island did not have a law that allows criminal charges for involuntary actions that lead to injuries. He said he would press for such a law.</w:t>
-        <w:br/>
-        <w:br/>
-        <w:t>http://www.nytimes.com</w:t>
+        <w:t>"When the results came back from the test everyone here congratulated me and I got a small bonus," he said, popping another prawn into his mouth. "Then it was back to work. That's how it goes here."</w:t>
         <w:br/>
         <w:br/>
         <w:t>Graphic</w:t>
@@ -116,7 +93,7 @@
         <w:br/>
         <w:t xml:space="preserve"> </w:t>
         <w:br/>
-        <w:t>Photos: Michael A. Derderian, left, and Jeffrey A. Derderian leaving court in Warwick, R.I., on Tuesday after being indicted on involuntary manslaughter charges. Daniel M. Biechele, right, tour manager for the band Great White, was also indicted. His lawyer, Thomas G. Briody, was with him in court. (Pool Photo by Mary Murphy); (Photo by Associated Press)</w:t>
+        <w:t>Photo: Five years after learning his first English phrase, Vitaly Sorkin is the highest scorer on the difficult C.P.A. exam. (Marilyn Humphries for The New York Times)</w:t>
       </w:r>
     </w:p>
     <w:sectPr>
